--- a/files/AUTOM_12_Dealer_Principal_Update.docx
+++ b/files/AUTOM_12_Dealer_Principal_Update.docx
@@ -3,303 +3,448 @@
 <w:document xmlns:wpc="http://schemas.microsoft.com/office/word/2010/wordprocessingCanvas" xmlns:mo="http://schemas.microsoft.com/office/mac/office/2008/main" xmlns:mc="http://schemas.openxmlformats.org/markup-compatibility/2006" xmlns:mv="urn:schemas-microsoft-com:mac:vml" xmlns:o="urn:schemas-microsoft-com:office:office" xmlns:r="http://schemas.openxmlformats.org/officeDocument/2006/relationships" xmlns:m="http://schemas.openxmlformats.org/officeDocument/2006/math" xmlns:v="urn:schemas-microsoft-com:vml" xmlns:wp14="http://schemas.microsoft.com/office/word/2010/wordprocessingDrawing" xmlns:wp="http://schemas.openxmlformats.org/drawingml/2006/wordprocessingDrawing" xmlns:w10="urn:schemas-microsoft-com:office:word" xmlns:w="http://schemas.openxmlformats.org/wordprocessingml/2006/main" xmlns:w14="http://schemas.microsoft.com/office/word/2010/wordml" xmlns:wpg="http://schemas.microsoft.com/office/word/2010/wordprocessingGroup" xmlns:wpi="http://schemas.microsoft.com/office/word/2010/wordprocessingInk" xmlns:wne="http://schemas.microsoft.com/office/word/2006/wordml" xmlns:wps="http://schemas.microsoft.com/office/word/2010/wordprocessingShape" mc:Ignorable="w14 wp14">
   <w:body>
     <w:p>
+      <w:pPr>
+        <w:jc w:val="left"/>
+      </w:pPr>
       <w:r>
         <w:rPr>
           <w:b/>
-          <w:color w:val="0E7490"/>
-          <w:sz w:val="36"/>
-        </w:rPr>
-        <w:t>Zava Motors</w:t>
-      </w:r>
-    </w:p>
-    <w:p>
-      <w:r>
-        <w:rPr>
-          <w:i/>
-        </w:rPr>
-        <w:t>Dealer Principal Quarterly Update – Q4 FY25</w:t>
-      </w:r>
-    </w:p>
-    <w:p>
-      <w:r>
-        <w:rPr>
+          <w:color w:val="6B7280"/>
           <w:sz w:val="18"/>
         </w:rPr>
-        <w:t>From: Director of Dealer Network | To: All Dealer Principals, East Java &amp; NTT</w:t>
-      </w:r>
-    </w:p>
-    <w:p/>
-    <w:p>
-      <w:pPr>
-        <w:pStyle w:val="Heading2"/>
-      </w:pPr>
-      <w:r>
-        <w:t>Dear Dealer Principals,</w:t>
-      </w:r>
-    </w:p>
-    <w:p>
-      <w:r>
-        <w:t>Thank you for closing FY25 strongly. Across the Zava Motors dealer network, we collectively delivered 138,400 Honda units this year — a 5.8% increase over FY24 — and lifted average CSI to 82. This note shares the FY26 priorities, the support package we are extending to you, and the dates you need to lock into your calendars.</w:t>
+        <w:t>ZAVA CONGLOMERATE</w:t>
       </w:r>
     </w:p>
     <w:p>
       <w:pPr>
-        <w:pStyle w:val="Heading2"/>
+        <w:spacing w:after="40"/>
       </w:pPr>
-      <w:r>
-        <w:t>FY26 Priorities for the Dealer Network</w:t>
-      </w:r>
-    </w:p>
-    <w:p>
       <w:r>
         <w:rPr>
           <w:b/>
+          <w:color w:val="1F2D55"/>
+          <w:sz w:val="44"/>
         </w:rPr>
-        <w:t xml:space="preserve">Honda Volume Defence: </w:t>
-      </w:r>
-      <w:r>
-        <w:t>Maintain or grow Honda 2W share in your territory. Headline target: +6% unit sales vs FY25.</w:t>
-      </w:r>
-    </w:p>
-    <w:p>
-      <w:r>
-        <w:rPr>
-          <w:b/>
-        </w:rPr>
-        <w:t xml:space="preserve">EV Readiness: </w:t>
-      </w:r>
-      <w:r>
-        <w:t>Have at least 2 EV-certified technicians and 1 demonstrator EV motorcycle per dealership by Sep 2026.</w:t>
-      </w:r>
-    </w:p>
-    <w:p>
-      <w:r>
-        <w:rPr>
-          <w:b/>
-        </w:rPr>
-        <w:t xml:space="preserve">Service Cycle Time: </w:t>
-      </w:r>
-      <w:r>
-        <w:t>Reduce average service cycle to under 90 minutes for routine service. Customer satisfaction floor: NPS 35.</w:t>
-      </w:r>
-    </w:p>
-    <w:p>
-      <w:r>
-        <w:rPr>
-          <w:b/>
-        </w:rPr>
-        <w:t xml:space="preserve">Spare Parts Discipline: </w:t>
-      </w:r>
-      <w:r>
-        <w:t>Maintain a 95% in-stock rate on the top-50 fast-moving SKUs published by Zava Motors Parts.</w:t>
-      </w:r>
-    </w:p>
-    <w:p>
-      <w:r>
-        <w:rPr>
-          <w:b/>
-        </w:rPr>
-        <w:t xml:space="preserve">Bundled Financing &amp; Insurance: </w:t>
-      </w:r>
-      <w:r>
-        <w:t>Attach JACCS financing to 60% of new unit sales and Zava Motors Insurance to 70%.</w:t>
+        <w:t>AUTOM 12 Dealer Principal Update</w:t>
       </w:r>
     </w:p>
     <w:p>
       <w:pPr>
-        <w:pStyle w:val="Heading2"/>
+        <w:spacing w:after="200"/>
       </w:pPr>
       <w:r>
-        <w:t>Support Package from Head Office</w:t>
+        <w:rPr>
+          <w:i/>
+          <w:color w:val="4B5B7C"/>
+          <w:sz w:val="22"/>
+        </w:rPr>
+        <w:t>Working Document · Zava Conglomerate</w:t>
+      </w:r>
+    </w:p>
+    <w:p>
+      <w:pPr>
+        <w:spacing w:after="40"/>
+      </w:pPr>
+      <w:r>
+        <w:rPr>
+          <w:b/>
+          <w:color w:val="1F2D55"/>
+          <w:sz w:val="20"/>
+        </w:rPr>
+        <w:t xml:space="preserve">Document reference:  </w:t>
+      </w:r>
+      <w:r>
+        <w:rPr>
+          <w:sz w:val="20"/>
+        </w:rPr>
+        <w:t>DOC-2026-873</w:t>
+      </w:r>
+    </w:p>
+    <w:p>
+      <w:pPr>
+        <w:spacing w:after="40"/>
+      </w:pPr>
+      <w:r>
+        <w:rPr>
+          <w:b/>
+          <w:color w:val="1F2D55"/>
+          <w:sz w:val="20"/>
+        </w:rPr>
+        <w:t xml:space="preserve">Prepared by:  </w:t>
+      </w:r>
+      <w:r>
+        <w:rPr>
+          <w:sz w:val="20"/>
+        </w:rPr>
+        <w:t>Zava Conglomerate working team</w:t>
+      </w:r>
+    </w:p>
+    <w:p>
+      <w:pPr>
+        <w:spacing w:after="40"/>
+      </w:pPr>
+      <w:r>
+        <w:rPr>
+          <w:b/>
+          <w:color w:val="1F2D55"/>
+          <w:sz w:val="20"/>
+        </w:rPr>
+        <w:t xml:space="preserve">Date:  </w:t>
+      </w:r>
+      <w:r>
+        <w:rPr>
+          <w:sz w:val="20"/>
+        </w:rPr>
+        <w:t>02 May 2026</w:t>
+      </w:r>
+    </w:p>
+    <w:p>
+      <w:pPr>
+        <w:spacing w:after="40"/>
+      </w:pPr>
+      <w:r>
+        <w:rPr>
+          <w:b/>
+          <w:color w:val="1F2D55"/>
+          <w:sz w:val="20"/>
+        </w:rPr>
+        <w:t xml:space="preserve">Classification:  </w:t>
+      </w:r>
+      <w:r>
+        <w:rPr>
+          <w:sz w:val="20"/>
+        </w:rPr>
+        <w:t>Internal</w:t>
+      </w:r>
+    </w:p>
+    <w:p>
+      <w:pPr>
+        <w:spacing w:after="40"/>
+      </w:pPr>
+      <w:r>
+        <w:rPr>
+          <w:b/>
+          <w:color w:val="1F2D55"/>
+          <w:sz w:val="20"/>
+        </w:rPr>
+        <w:t xml:space="preserve">Source file:  </w:t>
+      </w:r>
+      <w:r>
+        <w:rPr>
+          <w:sz w:val="20"/>
+        </w:rPr>
+        <w:t>AUTOM_12_Dealer_Principal_Update.docx</w:t>
+      </w:r>
+    </w:p>
+    <w:p>
+      <w:pPr>
+        <w:spacing w:before="240" w:after="80"/>
+      </w:pPr>
+      <w:r>
+        <w:rPr>
+          <w:b/>
+          <w:color w:val="1F2D55"/>
+          <w:sz w:val="26"/>
+        </w:rPr>
+        <w:t>1. Purpose and context</w:t>
+      </w:r>
+    </w:p>
+    <w:p>
+      <w:pPr>
+        <w:spacing w:after="80"/>
+      </w:pPr>
+      <w:r>
+        <w:rPr>
+          <w:i w:val="0"/>
+          <w:sz w:val="20"/>
+        </w:rPr>
+        <w:t>This document covers the subject matter referenced in the title above (AUTOM 12 Dealer Principal Update). It captures the working materials assembled for review by the relevant stakeholders. The intent is to provide enough context, evidence and recommendations to enable a sound decision or next action.</w:t>
+      </w:r>
+    </w:p>
+    <w:p>
+      <w:pPr>
+        <w:spacing w:before="240" w:after="80"/>
+      </w:pPr>
+      <w:r>
+        <w:rPr>
+          <w:b/>
+          <w:color w:val="1F2D55"/>
+          <w:sz w:val="26"/>
+        </w:rPr>
+        <w:t>2. Background</w:t>
+      </w:r>
+    </w:p>
+    <w:p>
+      <w:pPr>
+        <w:spacing w:after="80"/>
+      </w:pPr>
+      <w:r>
+        <w:rPr>
+          <w:i w:val="0"/>
+          <w:sz w:val="20"/>
+        </w:rPr>
+        <w:t>The work documented here has been developed over several weeks by a small team drawn from the relevant divisions and Group functions. It builds on earlier analyses (see Appendix A) and incorporates the feedback received from the first review with the sponsor.</w:t>
+      </w:r>
+    </w:p>
+    <w:p>
+      <w:pPr>
+        <w:spacing w:before="240" w:after="80"/>
+      </w:pPr>
+      <w:r>
+        <w:rPr>
+          <w:b/>
+          <w:color w:val="1F2D55"/>
+          <w:sz w:val="26"/>
+        </w:rPr>
+        <w:t>3. Approach and methodology</w:t>
+      </w:r>
+    </w:p>
+    <w:p>
+      <w:pPr>
+        <w:spacing w:after="80"/>
+      </w:pPr>
+      <w:r>
+        <w:rPr>
+          <w:i w:val="0"/>
+          <w:sz w:val="20"/>
+        </w:rPr>
+        <w:t>Three lines of evidence were combined: (i) review of policy and process documentation; (ii) extraction and analysis of transactional and operational data; (iii) interviews with knowledgeable stakeholders. Where possible, findings were triangulated across two or more of these sources.</w:t>
+      </w:r>
+    </w:p>
+    <w:p>
+      <w:pPr>
+        <w:spacing w:before="240" w:after="80"/>
+      </w:pPr>
+      <w:r>
+        <w:rPr>
+          <w:b/>
+          <w:color w:val="1F2D55"/>
+          <w:sz w:val="26"/>
+        </w:rPr>
+        <w:t>4. Key findings</w:t>
+      </w:r>
+    </w:p>
+    <w:p>
+      <w:pPr>
+        <w:spacing w:after="80"/>
+      </w:pPr>
+      <w:r>
+        <w:rPr>
+          <w:i w:val="0"/>
+          <w:sz w:val="20"/>
+        </w:rPr>
+        <w:t>The analysis surfaced six findings of material interest. Two are positive observations confirming that current arrangements are working well in the areas examined. Four are issues warranting action — two in the near term, two on a 6-12 month horizon. Each finding is documented with quantified evidence in the relevant appendix.</w:t>
+      </w:r>
+    </w:p>
+    <w:p>
+      <w:pPr>
+        <w:spacing w:before="240" w:after="80"/>
+      </w:pPr>
+      <w:r>
+        <w:rPr>
+          <w:b/>
+          <w:color w:val="1F2D55"/>
+          <w:sz w:val="26"/>
+        </w:rPr>
+        <w:t>5. Implications for the business</w:t>
+      </w:r>
+    </w:p>
+    <w:p>
+      <w:pPr>
+        <w:spacing w:after="80"/>
+      </w:pPr>
+      <w:r>
+        <w:rPr>
+          <w:i w:val="0"/>
+          <w:sz w:val="20"/>
+        </w:rPr>
+        <w:t>If acted on, the recommendations would deliver three benefits: improved decision speed, reduced exception rate, and a measurable cost-to-serve improvement. The expected financial impact is in the range of MYR 12-28m annual run-rate, depending on the pace and depth of implementation.</w:t>
+      </w:r>
+    </w:p>
+    <w:p>
+      <w:pPr>
+        <w:spacing w:before="240" w:after="80"/>
+      </w:pPr>
+      <w:r>
+        <w:rPr>
+          <w:b/>
+          <w:color w:val="1F2D55"/>
+          <w:sz w:val="26"/>
+        </w:rPr>
+        <w:t>6. Recommendations</w:t>
+      </w:r>
+    </w:p>
+    <w:p>
+      <w:pPr>
+        <w:spacing w:after="80"/>
+      </w:pPr>
+      <w:r>
+        <w:rPr>
+          <w:i w:val="0"/>
+          <w:sz w:val="20"/>
+        </w:rPr>
+        <w:t>Six recommendations are proposed. Each is sized, sponsored and resourced. Each has a defined first milestone within 90 days and a target completion within 12-18 months. The recommendations are sequenced to avoid overload on any single division or function.</w:t>
+      </w:r>
+    </w:p>
+    <w:p>
+      <w:pPr>
+        <w:spacing w:before="240" w:after="80"/>
+      </w:pPr>
+      <w:r>
+        <w:rPr>
+          <w:b/>
+          <w:color w:val="1F2D55"/>
+          <w:sz w:val="26"/>
+        </w:rPr>
+        <w:t>7. Risks and mitigations</w:t>
+      </w:r>
+    </w:p>
+    <w:p>
+      <w:pPr>
+        <w:spacing w:after="80"/>
+      </w:pPr>
+      <w:r>
+        <w:rPr>
+          <w:i w:val="0"/>
+          <w:sz w:val="20"/>
+        </w:rPr>
+        <w:t>The principal risks are change-management capacity, talent availability and the interaction with the existing strategic-initiative portfolio. Each risk has a defined owner and mitigation plan; the residual risk after mitigation is assessed as low to medium.</w:t>
+      </w:r>
+    </w:p>
+    <w:p>
+      <w:pPr>
+        <w:spacing w:before="240" w:after="80"/>
+      </w:pPr>
+      <w:r>
+        <w:rPr>
+          <w:b/>
+          <w:color w:val="1F2D55"/>
+          <w:sz w:val="26"/>
+        </w:rPr>
+        <w:t>8. Next steps</w:t>
+      </w:r>
+    </w:p>
+    <w:p>
+      <w:pPr>
+        <w:spacing w:after="80"/>
+      </w:pPr>
+      <w:r>
+        <w:rPr>
+          <w:i w:val="0"/>
+          <w:sz w:val="20"/>
+        </w:rPr>
+        <w:t>The next steps are (a) review and endorsement by the sponsor, (b) socialisation with the affected divisions, (c) finalisation of the implementation plan with named owners and milestones, and (d) inclusion in the quarterly leadership review cadence from Q3 FY2026.</w:t>
+      </w:r>
+    </w:p>
+    <w:p>
+      <w:pPr>
+        <w:spacing w:before="240" w:after="80"/>
+      </w:pPr>
+      <w:r>
+        <w:rPr>
+          <w:b/>
+          <w:color w:val="1F2D55"/>
+          <w:sz w:val="26"/>
+        </w:rPr>
+        <w:t>9. Appendices</w:t>
+      </w:r>
+    </w:p>
+    <w:p>
+      <w:pPr>
+        <w:spacing w:after="80"/>
+      </w:pPr>
+      <w:r>
+        <w:rPr>
+          <w:i w:val="0"/>
+          <w:sz w:val="20"/>
+        </w:rPr>
+        <w:t>Appendix A — prior analyses and source materials. Appendix B — detailed data and methodology notes. Appendix C — interview list and themes. Appendix D — benchmark references. Appendix E — implementation Gantt chart.</w:t>
+      </w:r>
+    </w:p>
+    <w:p>
+      <w:pPr>
+        <w:spacing w:before="240" w:after="80"/>
+      </w:pPr>
+      <w:r>
+        <w:rPr>
+          <w:b/>
+          <w:color w:val="1F2D55"/>
+          <w:sz w:val="26"/>
+        </w:rPr>
+        <w:t>Working bullets</w:t>
       </w:r>
     </w:p>
     <w:p>
       <w:pPr>
         <w:pStyle w:val="ListBullet"/>
+        <w:spacing w:after="40"/>
       </w:pPr>
       <w:r>
-        <w:t>IDR 180B dealer experience renovation fund — 60 priority outlets in FY26.</w:t>
+        <w:rPr>
+          <w:sz w:val="20"/>
+        </w:rPr>
+        <w:t>Decision sought: endorse the approach; approve the named sponsor; allocate the proposed budget.</w:t>
       </w:r>
     </w:p>
     <w:p>
       <w:pPr>
         <w:pStyle w:val="ListBullet"/>
+        <w:spacing w:after="40"/>
       </w:pPr>
       <w:r>
-        <w:t>Free EV technical training for 2 technicians per dealership at the Surabaya Training Centre.</w:t>
+        <w:rPr>
+          <w:sz w:val="20"/>
+        </w:rPr>
+        <w:t>Sponsor: Hadar Caspit (Group CFO) for finance-related work; Mod Admin for strategy-led work.</w:t>
       </w:r>
     </w:p>
     <w:p>
       <w:pPr>
         <w:pStyle w:val="ListBullet"/>
+        <w:spacing w:after="40"/>
       </w:pPr>
       <w:r>
-        <w:t>Co-funded local marketing campaigns up to IDR 80M per dealership per quarter.</w:t>
+        <w:rPr>
+          <w:sz w:val="20"/>
+        </w:rPr>
+        <w:t>Cadence: GroupExCo monthly review until first checkpoint; quarterly thereafter.</w:t>
       </w:r>
     </w:p>
     <w:p>
       <w:pPr>
         <w:pStyle w:val="ListBullet"/>
+        <w:spacing w:after="40"/>
       </w:pPr>
       <w:r>
-        <w:t>Quarterly business reviews with your Regional Dealer Manager — first session: 28 April 2026.</w:t>
+        <w:rPr>
+          <w:sz w:val="20"/>
+        </w:rPr>
+        <w:t>Communications: cascade via divisional MDs within 5 working days of decision.</w:t>
       </w:r>
     </w:p>
     <w:p>
       <w:pPr>
-        <w:pStyle w:val="Heading2"/>
+        <w:pStyle w:val="ListBullet"/>
+        <w:spacing w:after="40"/>
       </w:pPr>
       <w:r>
-        <w:t>Key Dates</w:t>
+        <w:rPr>
+          <w:sz w:val="20"/>
+        </w:rPr>
+        <w:t>Sustainability: link to the Group's FY2030 strategic pillars where applicable.</w:t>
       </w:r>
     </w:p>
-    <w:tbl>
-      <w:tblPr>
-        <w:tblStyle w:val="LightGrid-Accent1"/>
-        <w:tblW w:type="auto" w:w="0"/>
-        <w:tblLook w:firstColumn="1" w:firstRow="1" w:lastColumn="0" w:lastRow="0" w:noHBand="0" w:noVBand="1" w:val="04A0"/>
-      </w:tblPr>
-      <w:tblGrid>
-        <w:gridCol w:w="4320"/>
-        <w:gridCol w:w="4320"/>
-      </w:tblGrid>
-      <w:tr>
-        <w:tc>
-          <w:tcPr>
-            <w:tcW w:type="dxa" w:w="4320"/>
-          </w:tcPr>
-          <w:p>
-            <w:r>
-              <w:rPr>
-                <w:b/>
-              </w:rPr>
-              <w:t>Date</w:t>
-            </w:r>
-          </w:p>
-        </w:tc>
-        <w:tc>
-          <w:tcPr>
-            <w:tcW w:type="dxa" w:w="4320"/>
-          </w:tcPr>
-          <w:p>
-            <w:r>
-              <w:rPr>
-                <w:b/>
-              </w:rPr>
-              <w:t>Activity</w:t>
-            </w:r>
-          </w:p>
-        </w:tc>
-      </w:tr>
-      <w:tr>
-        <w:tc>
-          <w:tcPr>
-            <w:tcW w:type="dxa" w:w="4320"/>
-          </w:tcPr>
-          <w:p>
-            <w:r>
-              <w:t>28 April 2026</w:t>
-            </w:r>
-          </w:p>
-        </w:tc>
-        <w:tc>
-          <w:tcPr>
-            <w:tcW w:type="dxa" w:w="4320"/>
-          </w:tcPr>
-          <w:p>
-            <w:r>
-              <w:t>Q1 FY26 Regional Business Reviews begin</w:t>
-            </w:r>
-          </w:p>
-        </w:tc>
-      </w:tr>
-      <w:tr>
-        <w:tc>
-          <w:tcPr>
-            <w:tcW w:type="dxa" w:w="4320"/>
-          </w:tcPr>
-          <w:p>
-            <w:r>
-              <w:t>15 May 2026</w:t>
-            </w:r>
-          </w:p>
-        </w:tc>
-        <w:tc>
-          <w:tcPr>
-            <w:tcW w:type="dxa" w:w="4320"/>
-          </w:tcPr>
-          <w:p>
-            <w:r>
-              <w:t>EV Technician Certification Wave 2 (Surabaya)</w:t>
-            </w:r>
-          </w:p>
-        </w:tc>
-      </w:tr>
-      <w:tr>
-        <w:tc>
-          <w:tcPr>
-            <w:tcW w:type="dxa" w:w="4320"/>
-          </w:tcPr>
-          <w:p>
-            <w:r>
-              <w:t>30 June 2026</w:t>
-            </w:r>
-          </w:p>
-        </w:tc>
-        <w:tc>
-          <w:tcPr>
-            <w:tcW w:type="dxa" w:w="4320"/>
-          </w:tcPr>
-          <w:p>
-            <w:r>
-              <w:t>Dealer Excellence Awards Nomination Cut-off</w:t>
-            </w:r>
-          </w:p>
-        </w:tc>
-      </w:tr>
-      <w:tr>
-        <w:tc>
-          <w:tcPr>
-            <w:tcW w:type="dxa" w:w="4320"/>
-          </w:tcPr>
-          <w:p>
-            <w:r>
-              <w:t>20 August 2026</w:t>
-            </w:r>
-          </w:p>
-        </w:tc>
-        <w:tc>
-          <w:tcPr>
-            <w:tcW w:type="dxa" w:w="4320"/>
-          </w:tcPr>
-          <w:p>
-            <w:r>
-              <w:t>Annual Dealer Conference – Bali</w:t>
-            </w:r>
-          </w:p>
-        </w:tc>
-      </w:tr>
-    </w:tbl>
-    <w:p/>
     <w:p>
-      <w:r>
-        <w:t>Looking forward to a strong FY26 together.</w:t>
-      </w:r>
-    </w:p>
-    <w:p/>
-    <w:p>
-      <w:r>
-        <w:rPr>
-          <w:b/>
-        </w:rPr>
-        <w:t>Director of Dealer Network</w:t>
-        <w:br/>
-      </w:r>
+      <w:pPr>
+        <w:jc w:val="center"/>
+      </w:pPr>
       <w:r>
         <w:rPr>
           <w:i/>
+          <w:color w:val="9CA3AF"/>
+          <w:sz w:val="16"/>
         </w:rPr>
-        <w:t>Zava Motors</w:t>
+        <w:t>— END OF DOCUMENT —</w:t>
       </w:r>
     </w:p>
     <w:sectPr>
@@ -675,10 +820,6 @@
     <w:name w:val="Normal"/>
     <w:qFormat/>
     <w:rsid w:val="00FC693F"/>
-    <w:rPr>
-      <w:rFonts w:ascii="Calibri" w:hAnsi="Calibri"/>
-      <w:sz w:val="22"/>
-    </w:rPr>
   </w:style>
   <w:style w:type="paragraph" w:styleId="Header">
     <w:name w:val="header"/>
